--- a/crates/unluminous-word/tests/fixtures/sections.docx
+++ b/crates/unluminous-word/tests/fixtures/sections.docx
@@ -492,7 +492,7 @@
     <w:link w:val="Heading1Char"/>
     <w:uiPriority w:val="9"/>
     <w:qFormat/>
-    <w:rsid w:val="00040E22"/>
+    <w:rsid w:val="0073733B"/>
     <w:pPr>
       <w:keepNext/>
       <w:keepLines/>
@@ -515,7 +515,7 @@
     <w:semiHidden/>
     <w:unhideWhenUsed/>
     <w:qFormat/>
-    <w:rsid w:val="00040E22"/>
+    <w:rsid w:val="0073733B"/>
     <w:pPr>
       <w:keepNext/>
       <w:keepLines/>
@@ -538,7 +538,7 @@
     <w:semiHidden/>
     <w:unhideWhenUsed/>
     <w:qFormat/>
-    <w:rsid w:val="00040E22"/>
+    <w:rsid w:val="0073733B"/>
     <w:pPr>
       <w:keepNext/>
       <w:keepLines/>
@@ -561,7 +561,7 @@
     <w:semiHidden/>
     <w:unhideWhenUsed/>
     <w:qFormat/>
-    <w:rsid w:val="00040E22"/>
+    <w:rsid w:val="0073733B"/>
     <w:pPr>
       <w:keepNext/>
       <w:keepLines/>
@@ -584,7 +584,7 @@
     <w:semiHidden/>
     <w:unhideWhenUsed/>
     <w:qFormat/>
-    <w:rsid w:val="00040E22"/>
+    <w:rsid w:val="0073733B"/>
     <w:pPr>
       <w:keepNext/>
       <w:keepLines/>
@@ -605,7 +605,7 @@
     <w:semiHidden/>
     <w:unhideWhenUsed/>
     <w:qFormat/>
-    <w:rsid w:val="00040E22"/>
+    <w:rsid w:val="0073733B"/>
     <w:pPr>
       <w:keepNext/>
       <w:keepLines/>
@@ -628,7 +628,7 @@
     <w:semiHidden/>
     <w:unhideWhenUsed/>
     <w:qFormat/>
-    <w:rsid w:val="00040E22"/>
+    <w:rsid w:val="0073733B"/>
     <w:pPr>
       <w:keepNext/>
       <w:keepLines/>
@@ -649,7 +649,7 @@
     <w:semiHidden/>
     <w:unhideWhenUsed/>
     <w:qFormat/>
-    <w:rsid w:val="00040E22"/>
+    <w:rsid w:val="0073733B"/>
     <w:pPr>
       <w:keepNext/>
       <w:keepLines/>
@@ -672,7 +672,7 @@
     <w:semiHidden/>
     <w:unhideWhenUsed/>
     <w:qFormat/>
-    <w:rsid w:val="00040E22"/>
+    <w:rsid w:val="0073733B"/>
     <w:pPr>
       <w:keepNext/>
       <w:keepLines/>
@@ -715,7 +715,7 @@
     <w:basedOn w:val="DefaultParagraphFont"/>
     <w:link w:val="Heading1"/>
     <w:uiPriority w:val="9"/>
-    <w:rsid w:val="00040E22"/>
+    <w:rsid w:val="0073733B"/>
     <w:rPr>
       <w:rFonts w:asciiTheme="majorHAnsi" w:eastAsiaTheme="majorEastAsia" w:hAnsiTheme="majorHAnsi" w:cstheme="majorBidi"/>
       <w:color w:val="0F4761" w:themeColor="accent1" w:themeShade="BF"/>
@@ -729,7 +729,7 @@
     <w:link w:val="Heading2"/>
     <w:uiPriority w:val="9"/>
     <w:semiHidden/>
-    <w:rsid w:val="00040E22"/>
+    <w:rsid w:val="0073733B"/>
     <w:rPr>
       <w:rFonts w:asciiTheme="majorHAnsi" w:eastAsiaTheme="majorEastAsia" w:hAnsiTheme="majorHAnsi" w:cstheme="majorBidi"/>
       <w:color w:val="0F4761" w:themeColor="accent1" w:themeShade="BF"/>
@@ -743,7 +743,7 @@
     <w:link w:val="Heading3"/>
     <w:uiPriority w:val="9"/>
     <w:semiHidden/>
-    <w:rsid w:val="00040E22"/>
+    <w:rsid w:val="0073733B"/>
     <w:rPr>
       <w:rFonts w:eastAsiaTheme="majorEastAsia" w:cstheme="majorBidi"/>
       <w:color w:val="0F4761" w:themeColor="accent1" w:themeShade="BF"/>
@@ -757,7 +757,7 @@
     <w:link w:val="Heading4"/>
     <w:uiPriority w:val="9"/>
     <w:semiHidden/>
-    <w:rsid w:val="00040E22"/>
+    <w:rsid w:val="0073733B"/>
     <w:rPr>
       <w:rFonts w:eastAsiaTheme="majorEastAsia" w:cstheme="majorBidi"/>
       <w:i/>
@@ -771,7 +771,7 @@
     <w:link w:val="Heading5"/>
     <w:uiPriority w:val="9"/>
     <w:semiHidden/>
-    <w:rsid w:val="00040E22"/>
+    <w:rsid w:val="0073733B"/>
     <w:rPr>
       <w:rFonts w:eastAsiaTheme="majorEastAsia" w:cstheme="majorBidi"/>
       <w:color w:val="0F4761" w:themeColor="accent1" w:themeShade="BF"/>
@@ -783,7 +783,7 @@
     <w:link w:val="Heading6"/>
     <w:uiPriority w:val="9"/>
     <w:semiHidden/>
-    <w:rsid w:val="00040E22"/>
+    <w:rsid w:val="0073733B"/>
     <w:rPr>
       <w:rFonts w:eastAsiaTheme="majorEastAsia" w:cstheme="majorBidi"/>
       <w:i/>
@@ -797,7 +797,7 @@
     <w:link w:val="Heading7"/>
     <w:uiPriority w:val="9"/>
     <w:semiHidden/>
-    <w:rsid w:val="00040E22"/>
+    <w:rsid w:val="0073733B"/>
     <w:rPr>
       <w:rFonts w:eastAsiaTheme="majorEastAsia" w:cstheme="majorBidi"/>
       <w:color w:val="595959" w:themeColor="text1" w:themeTint="A6"/>
@@ -809,7 +809,7 @@
     <w:link w:val="Heading8"/>
     <w:uiPriority w:val="9"/>
     <w:semiHidden/>
-    <w:rsid w:val="00040E22"/>
+    <w:rsid w:val="0073733B"/>
     <w:rPr>
       <w:rFonts w:eastAsiaTheme="majorEastAsia" w:cstheme="majorBidi"/>
       <w:i/>
@@ -823,7 +823,7 @@
     <w:link w:val="Heading9"/>
     <w:uiPriority w:val="9"/>
     <w:semiHidden/>
-    <w:rsid w:val="00040E22"/>
+    <w:rsid w:val="0073733B"/>
     <w:rPr>
       <w:rFonts w:eastAsiaTheme="majorEastAsia" w:cstheme="majorBidi"/>
       <w:color w:val="272727" w:themeColor="text1" w:themeTint="D8"/>
@@ -836,7 +836,7 @@
     <w:link w:val="TitleChar"/>
     <w:uiPriority w:val="10"/>
     <w:qFormat/>
-    <w:rsid w:val="00040E22"/>
+    <w:rsid w:val="0073733B"/>
     <w:pPr>
       <w:spacing w:after="80" w:line="240" w:lineRule="auto"/>
       <w:contextualSpacing/>
@@ -854,7 +854,7 @@
     <w:basedOn w:val="DefaultParagraphFont"/>
     <w:link w:val="Title"/>
     <w:uiPriority w:val="10"/>
-    <w:rsid w:val="00040E22"/>
+    <w:rsid w:val="0073733B"/>
     <w:rPr>
       <w:rFonts w:asciiTheme="majorHAnsi" w:eastAsiaTheme="majorEastAsia" w:hAnsiTheme="majorHAnsi" w:cstheme="majorBidi"/>
       <w:spacing w:val="-10"/>
@@ -870,7 +870,7 @@
     <w:link w:val="SubtitleChar"/>
     <w:uiPriority w:val="11"/>
     <w:qFormat/>
-    <w:rsid w:val="00040E22"/>
+    <w:rsid w:val="0073733B"/>
     <w:pPr>
       <w:numPr>
         <w:ilvl w:val="1"/>
@@ -889,7 +889,7 @@
     <w:basedOn w:val="DefaultParagraphFont"/>
     <w:link w:val="Subtitle"/>
     <w:uiPriority w:val="11"/>
-    <w:rsid w:val="00040E22"/>
+    <w:rsid w:val="0073733B"/>
     <w:rPr>
       <w:rFonts w:eastAsiaTheme="majorEastAsia" w:cstheme="majorBidi"/>
       <w:color w:val="595959" w:themeColor="text1" w:themeTint="A6"/>
@@ -905,7 +905,7 @@
     <w:link w:val="QuoteChar"/>
     <w:uiPriority w:val="29"/>
     <w:qFormat/>
-    <w:rsid w:val="00040E22"/>
+    <w:rsid w:val="0073733B"/>
     <w:pPr>
       <w:spacing w:before="160"/>
       <w:jc w:val="center"/>
@@ -921,7 +921,7 @@
     <w:basedOn w:val="DefaultParagraphFont"/>
     <w:link w:val="Quote"/>
     <w:uiPriority w:val="29"/>
-    <w:rsid w:val="00040E22"/>
+    <w:rsid w:val="0073733B"/>
     <w:rPr>
       <w:i/>
       <w:iCs/>
@@ -933,7 +933,7 @@
     <w:basedOn w:val="Normal"/>
     <w:uiPriority w:val="34"/>
     <w:qFormat/>
-    <w:rsid w:val="00040E22"/>
+    <w:rsid w:val="0073733B"/>
     <w:pPr>
       <w:ind w:left="720"/>
       <w:contextualSpacing/>
@@ -944,7 +944,7 @@
     <w:basedOn w:val="DefaultParagraphFont"/>
     <w:uiPriority w:val="21"/>
     <w:qFormat/>
-    <w:rsid w:val="00040E22"/>
+    <w:rsid w:val="0073733B"/>
     <w:rPr>
       <w:i/>
       <w:iCs/>
@@ -958,7 +958,7 @@
     <w:link w:val="IntenseQuoteChar"/>
     <w:uiPriority w:val="30"/>
     <w:qFormat/>
-    <w:rsid w:val="00040E22"/>
+    <w:rsid w:val="0073733B"/>
     <w:pPr>
       <w:pBdr>
         <w:top w:val="single" w:sz="4" w:space="10" w:color="0F4761" w:themeColor="accent1" w:themeShade="BF"/>
@@ -979,7 +979,7 @@
     <w:basedOn w:val="DefaultParagraphFont"/>
     <w:link w:val="IntenseQuote"/>
     <w:uiPriority w:val="30"/>
-    <w:rsid w:val="00040E22"/>
+    <w:rsid w:val="0073733B"/>
     <w:rPr>
       <w:i/>
       <w:iCs/>
@@ -991,7 +991,7 @@
     <w:basedOn w:val="DefaultParagraphFont"/>
     <w:uiPriority w:val="32"/>
     <w:qFormat/>
-    <w:rsid w:val="00040E22"/>
+    <w:rsid w:val="0073733B"/>
     <w:rPr>
       <w:b/>
       <w:bCs/>
